--- a/course_development/active_inference_ms/02_body_science/08_planning/output/study-guides/08_planning-practice_quiz.docx
+++ b/course_development/active_inference_ms/02_body_science/08_planning/output/study-guides/08_planning-practice_quiz.docx
@@ -4,7 +4,12 @@
   <w:body>
     <w:p>
       <w:r>
-        <w:t>Practice Quiz: Planning</w:t>
+        <w:t>Practice Quiz: Body Science — Module 08: Planning</w:t>
+      </w:r>
+    </w:p>
+    <w:p>
+      <w:r>
+        <w:t>Name : _ _ _  Date : _ _ _</w:t>
       </w:r>
     </w:p>
     <w:p>
@@ -14,98 +19,99 @@
     </w:p>
     <w:p>
       <w:r>
-        <w:t>What is the primary role of Planning in Active Inference?</w:t>
+        <w:t>Your body stores fat as energy for the future. In Active Inference terms, this is:   A) A flaw in human biology</w:t>
         <w:br/>
-        <w:t>A) To maximize reward</w:t>
+        <w:t>B) Your body planning ahead — predicting that energy might be needed later and storing resources now</w:t>
         <w:br/>
-        <w:t>B) To minimize variational free energy</w:t>
+        <w:t>C) Random behavior</w:t>
         <w:br/>
-        <w:t>C) To increase entropy</w:t>
-        <w:br/>
-        <w:t>D) To eliminate the Markov Blanket</w:t>
+        <w:t>D) Something that only happens when you overeat</w:t>
       </w:r>
     </w:p>
     <w:p>
       <w:r>
-        <w:t>In Ms, Planning is best described as:</w:t>
+        <w:t>Your circadian rhythm (internal body clock) prepares your body for sleep and waking before you actually feel tired or alert. This shows that:   A) Your body clock is broken</w:t>
         <w:br/>
-        <w:t>A) A static property</w:t>
+        <w:t>B) Your body plans ahead by predicting regular daily cycles and preparing for them in advance</w:t>
         <w:br/>
-        <w:t>B) A dynamic process</w:t>
+        <w:t>C) You should ignore your body's signals</w:t>
         <w:br/>
-        <w:t>C) An external state</w:t>
-        <w:br/>
-        <w:t>D) A random variable</w:t>
+        <w:t>D) Circadian rhythms don't affect your brain</w:t>
       </w:r>
     </w:p>
     <w:p>
       <w:r>
-        <w:t>Which mathematical quantity is most central to Planning?</w:t>
+        <w:t>When you see food and your mouth starts watering before you take a bite, your body is:   A) Wasting saliva</w:t>
         <w:br/>
-        <w:t>A) The Lagrangian</w:t>
+        <w:t>B) Planning for digestion — it predicts food is coming and prepares the digestive system ahead of time</w:t>
         <w:br/>
-        <w:t>B) The expected free energy</w:t>
+        <w:t>C) Having an allergic reaction</w:t>
         <w:br/>
-        <w:t>C) The surprisal</w:t>
-        <w:br/>
-        <w:t>D) The precision</w:t>
+        <w:t>D) Responding randomly to a visual stimulus</w:t>
       </w:r>
     </w:p>
     <w:p>
       <w:r>
-        <w:t>How does Planning relate to the concept of the Generative Model?</w:t>
+        <w:t>The prefrontal cortex (front part of your brain) is the last brain region to fully develop, usually around age 25. This region is responsible for:   A) Nothing important</w:t>
         <w:br/>
-        <w:t>A) It is separate from the model</w:t>
+        <w:t>B) Long-term planning, predicting consequences, and weighing future outcomes — which is why teens sometimes make impulsive decisions</w:t>
         <w:br/>
-        <w:t>B) It is a component of the model</w:t>
+        <w:t>C) Only movement</w:t>
         <w:br/>
-        <w:t>C) It destroys the model</w:t>
-        <w:br/>
-        <w:t>D) It is only relevant for the environment</w:t>
+        <w:t>D) Something that doesn't change as you grow</w:t>
       </w:r>
     </w:p>
     <w:p>
       <w:r>
-        <w:t>A failure in Planning would likely result in:</w:t>
+        <w:t>When your body shivers before you feel truly cold, it is:   A) A malfunction</w:t>
         <w:br/>
-        <w:t>A) Perfect prediction</w:t>
+        <w:t>B) Your body predicting that you're about to get colder and taking early action to generate heat</w:t>
         <w:br/>
-        <w:t>B) Generalized surprise</w:t>
+        <w:t>C) Proof that shivering doesn't work</w:t>
         <w:br/>
-        <w:t>C) Immediate death of the agent</w:t>
-        <w:br/>
-        <w:t>D) Zero entropy</w:t>
+        <w:t>D) Something that only happens to animals</w:t>
       </w:r>
     </w:p>
     <w:p>
       <w:r>
-        <w:t>Which scale is most relevant for analyzing Planning in this course?</w:t>
+        <w:t>Athletes who mentally rehearse (visualize) a performance before competing tend to perform better. This is because:   A) Visualization is just daydreaming</w:t>
         <w:br/>
-        <w:t>A) Quantum</w:t>
+        <w:t>B) Mental rehearsal activates the same brain regions as actual practice — the brain is running planning simulations</w:t>
         <w:br/>
-        <w:t>B) Neural</w:t>
+        <w:t>C) It only works for professional athletes</w:t>
         <w:br/>
-        <w:t>C) Social</w:t>
-        <w:br/>
-        <w:t>D) All of the above</w:t>
+        <w:t>D) Visualization has no measurable effect</w:t>
       </w:r>
     </w:p>
     <w:p>
       <w:r>
-        <w:t>Planning connects directly to which other component?</w:t>
+        <w:t>Your immune system creates memory cells after fighting an infection. These memory cells are:   A) Unnecessary copies</w:t>
         <w:br/>
-        <w:t>A) The step before it</w:t>
+        <w:t>B) Your body's way of planning for the future — predicting that the same pathogen might return and being ready to fight it faster</w:t>
         <w:br/>
-        <w:t>B) The step after it</w:t>
+        <w:t>C) Cells that have no function</w:t>
         <w:br/>
-        <w:t>C) Both A and B</w:t>
-        <w:br/>
-        <w:t>D) None of the above</w:t>
+        <w:t>D) Only created by vaccines, not natural infections</w:t>
       </w:r>
     </w:p>
     <w:p>
       <w:r>
         <w:t>Part B: Short Answer</w:t>
+      </w:r>
+    </w:p>
+    <w:p>
+      <w:r>
+        <w:t>Your body prepares for physical activity (increasing heart rate, sending blood to muscles) even before you start running. Explain how this is planning at the body level . What prediction is your body making, and how does acting early help?</w:t>
+      </w:r>
+    </w:p>
+    <w:p>
+      <w:r>
+        <w:t>The prefrontal cortex helps you plan for the future but isn't fully developed until your mid-20s. Using Active Inference ideas, explain why teenagers might be more likely to act on short-term impulses than long-term plans. How does this relate to predictions about the future?</w:t>
+      </w:r>
+    </w:p>
+    <w:p>
+      <w:r>
+        <w:t>Compare how your immune system plans for the future (memory cells, antibodies) with how you plan for the future (studying for a test, setting an alarm). What do both kinds of planning have in common in terms of predicting future needs and acting in advance ?</w:t>
       </w:r>
     </w:p>
     <w:sectPr>
